--- a/acts-sermons/docx/14_2027-01-17_예수와함께있던사람들_행4장13-22절.docx
+++ b/acts-sermons/docx/14_2027-01-17_예수와함께있던사람들_행4장13-22절.docx
@@ -148,6 +148,19 @@
           <w:sz w:val="24"/>
           <w:szCs w:val="24"/>
         </w:rPr>
+        <w:t xml:space="preserve">이것은 그들을 모욕하려는 말이 아니었습니다. 오히려 그 무엇으로도 설명할 수 없는 그들의 변화에 대한 유일한 설명이었습니다.</w:t>
+      </w:r>
+    </w:p>
+    <w:p>
+      <w:pPr>
+        <w:spacing w:after="160" w:line="360"/>
+      </w:pPr>
+      <w:r>
+        <w:rPr>
+          <w:rFonts w:ascii="맑은 고딕" w:cs="맑은 고딕" w:eastAsia="맑은 고딕" w:hAnsi="맑은 고딕"/>
+          <w:sz w:val="24"/>
+          <w:szCs w:val="24"/>
+        </w:rPr>
         <w:t xml:space="preserve">사랑하는 성도 여러분, 세상은 오늘 우리를 보며 무엇을 알아차릴까요? 오늘 말씀의 중심은 이것입니다. 예수와 함께 있는 사람은 세상의 학문과 지위가 없어도 사람보다 하나님께 순종하며, 보고 들은 그리스도를 말하지 않을 수 없는 담대한 증인이 됩니다.</w:t>
       </w:r>
     </w:p>
@@ -476,6 +489,19 @@
     </w:p>
     <w:p>
       <w:pPr>
+        <w:spacing w:after="160" w:line="360"/>
+      </w:pPr>
+      <w:r>
+        <w:rPr>
+          <w:rFonts w:ascii="맑은 고딕" w:cs="맑은 고딕" w:eastAsia="맑은 고딕" w:hAnsi="맑은 고딕"/>
+          <w:sz w:val="24"/>
+          <w:szCs w:val="24"/>
+        </w:rPr>
+        <w:t xml:space="preserve">하루를 시작할 때 단 십 분이라도 주님 앞에 앉는 시간을 정해 보십시오. 그 십 분이 하루의 담대함을 만듭니다.</w:t>
+      </w:r>
+    </w:p>
+    <w:p>
+      <w:pPr>
         <w:spacing w:after="200" w:before="200"/>
         <w:jc w:val="right"/>
       </w:pPr>
@@ -793,6 +819,19 @@
     </w:p>
     <w:p>
       <w:pPr>
+        <w:spacing w:after="160" w:line="360"/>
+      </w:pPr>
+      <w:r>
+        <w:rPr>
+          <w:rFonts w:ascii="맑은 고딕" w:cs="맑은 고딕" w:eastAsia="맑은 고딕" w:hAnsi="맑은 고딕"/>
+          <w:sz w:val="24"/>
+          <w:szCs w:val="24"/>
+        </w:rPr>
+        <w:t xml:space="preserve">하나님께 순종하는 길이 손해처럼 보여도, 그 길이 결국 가장 안전한 길입니다.</w:t>
+      </w:r>
+    </w:p>
+    <w:p>
+      <w:pPr>
         <w:spacing w:after="200" w:before="200"/>
         <w:jc w:val="right"/>
       </w:pPr>
@@ -1106,6 +1145,19 @@
           <w:szCs w:val="24"/>
         </w:rPr>
         <w:t xml:space="preserve">그리고 말과 함께 삶으로 증언하십시오. 공회가 사도들을 처벌하지 못한 것은 고침받은 사람이 그들 곁에 서 있었기 때문입니다. 우리의 변화된 삶이 우리 곁에 서 있는 증거가 될 때, 세상은 우리의 말을 비난할 수 없고 하나님께 영광을 돌리게 됩니다.</w:t>
+      </w:r>
+    </w:p>
+    <w:p>
+      <w:pPr>
+        <w:spacing w:after="160" w:line="360"/>
+      </w:pPr>
+      <w:r>
+        <w:rPr>
+          <w:rFonts w:ascii="맑은 고딕" w:cs="맑은 고딕" w:eastAsia="맑은 고딕" w:hAnsi="맑은 고딕"/>
+          <w:sz w:val="24"/>
+          <w:szCs w:val="24"/>
+        </w:rPr>
+        <w:t xml:space="preserve">우리가 잠잠하면 그 소식을 들어야 할 누군가는 여전히 굶주린 채 성 안에 남아 있게 됩니다. 이번 주, 아름다운 소식을 들고 한 사람에게 다가가십시오.</w:t>
       </w:r>
     </w:p>
     <w:p>

--- a/acts-sermons/docx/14_2027-01-17_예수와함께있던사람들_행4장13-22절.docx
+++ b/acts-sermons/docx/14_2027-01-17_예수와함께있던사람들_행4장13-22절.docx
@@ -660,33 +660,46 @@
           <w:sz w:val="24"/>
           <w:szCs w:val="24"/>
         </w:rPr>
-        <w:t xml:space="preserve">출애굽기 1장에 십브라와 부아라는 두 여인이 나옵니다. 그들은 히브리 산파였습니다. 애굽 왕 바로는 이스라엘 백성이 번성하는 것을 두려워하여 그들에게 무서운 명령을 내립니다. 히브리 여인이 해산할 때 아들이거든 죽이고 딸이거든 살려 두라. 세상에서 가장 강한 제국의 왕이 내린 명령이었습니다.</w:t>
-      </w:r>
-    </w:p>
-    <w:p>
-      <w:pPr>
-        <w:spacing w:after="160" w:line="360"/>
-      </w:pPr>
-      <w:r>
-        <w:rPr>
-          <w:rFonts w:ascii="맑은 고딕" w:cs="맑은 고딕" w:eastAsia="맑은 고딕" w:hAnsi="맑은 고딕"/>
-          <w:sz w:val="24"/>
-          <w:szCs w:val="24"/>
-        </w:rPr>
-        <w:t xml:space="preserve">그런데 성경은 이렇게 말합니다. “그러나 산파들이 하나님을 두려워하여 애굽 왕의 명령을 어기고 남자 아기들을 살린지라.” 그들은 왕보다 하나님을 더 두려워했습니다. 바로가 그들을 불러 왜 남자 아기들을 살렸느냐고 추궁하자, 그들은 히브리 여인들은 건장하여 산파가 그들에게 이르기 전에 해산한다고 대답했습니다.</w:t>
-      </w:r>
-    </w:p>
-    <w:p>
-      <w:pPr>
-        <w:spacing w:after="160" w:line="360"/>
-      </w:pPr>
-      <w:r>
-        <w:rPr>
-          <w:rFonts w:ascii="맑은 고딕" w:cs="맑은 고딕" w:eastAsia="맑은 고딕" w:hAnsi="맑은 고딕"/>
-          <w:sz w:val="24"/>
-          <w:szCs w:val="24"/>
-        </w:rPr>
-        <w:t xml:space="preserve">하나님은 그 산파들에게 은혜를 베푸셨고, 그들이 하나님을 경외하였으므로 그들의 집안을 흥왕하게 하셨습니다. 이름 없는 두 여인의 이름이 성경에 영원히 기록되었습니다. 반면에 바로의 이름은 성경에 기록조차 되지 않았습니다. 그리고 그들이 살린 히브리 아기들 가운데서 얼마 후 모세가 태어났습니다. 사람보다 하나님을 두려워한 두 산파의 순종이 하나님의 구원 역사로 이어졌습니다.</w:t>
+        <w:t xml:space="preserve">베드로는 한때 사람을 두려워한 사람이었습니다. 예수님이 잡히시던 밤, 대제사장의 집 뜰에서 한 여종의 물음 앞에서 그는 예수님을 모른다고 세 번이나 부인했습니다. 닭이 울었을 때 그는 밖에 나가 심히 통곡했습니다. 권력자도 아닌 한 여종 앞에서 무너진 사람이었습니다.</w:t>
+      </w:r>
+    </w:p>
+    <w:p>
+      <w:pPr>
+        <w:spacing w:after="160" w:line="360"/>
+      </w:pPr>
+      <w:r>
+        <w:rPr>
+          <w:rFonts w:ascii="맑은 고딕" w:cs="맑은 고딕" w:eastAsia="맑은 고딕" w:hAnsi="맑은 고딕"/>
+          <w:sz w:val="24"/>
+          <w:szCs w:val="24"/>
+        </w:rPr>
+        <w:t xml:space="preserve">요한복음 21장에서 부활하신 주님은 디베랴 바닷가에 숯불을 피워 놓고 제자들을 기다리셨습니다. 아침을 먹은 후 주님은 베드로에게 세 번 물으셨습니다. 요한의 아들 시몬아 네가 나를 사랑하느냐. 세 번 부인한 사람에게 세 번 사랑을 고백할 기회를 주신 것입니다. 베드로는 근심하여 대답했습니다. “주님 모든 것을 아시오매 내가 주님을 사랑하는 줄을 주님께서 아시나이다”(요 21:17). 주님은 그때마다 내 양을 먹이라고 하셨습니다.</w:t>
+      </w:r>
+    </w:p>
+    <w:p>
+      <w:pPr>
+        <w:spacing w:after="160" w:line="360"/>
+      </w:pPr>
+      <w:r>
+        <w:rPr>
+          <w:rFonts w:ascii="맑은 고딕" w:cs="맑은 고딕" w:eastAsia="맑은 고딕" w:hAnsi="맑은 고딕"/>
+          <w:sz w:val="24"/>
+          <w:szCs w:val="24"/>
+        </w:rPr>
+        <w:t xml:space="preserve">그리고 주님은 베드로가 늙어서는 원하지 않는 곳으로 끌려갈 것, 곧 어떠한 죽음으로 하나님께 영광을 돌릴 것을 말씀하시고 나를 따르라 하셨습니다(요 21:18-19). 사람을 두려워하던 베드로는 주님의 사랑 안에서 회복되어, 이제 사람보다 주님을 따르는 길을 걷게 되었습니다.</w:t>
+      </w:r>
+    </w:p>
+    <w:p>
+      <w:pPr>
+        <w:spacing w:after="160" w:line="360"/>
+      </w:pPr>
+      <w:r>
+        <w:rPr>
+          <w:rFonts w:ascii="맑은 고딕" w:cs="맑은 고딕" w:eastAsia="맑은 고딕" w:hAnsi="맑은 고딕"/>
+          <w:sz w:val="24"/>
+          <w:szCs w:val="24"/>
+        </w:rPr>
+        <w:t xml:space="preserve">그 베드로가 오늘 본문에서 공회 앞에 섭니다. 이번에는 여종이 아니라 이스라엘의 최고 권력자들 앞입니다. 그런데 그는 하나님 앞에서 사람의 말을 듣는 것과 하나님의 말을 듣는 것 중에 어느 것이 옳은지 판단하라고 말합니다. 사람보다 하나님께 순종하는 담대함은 타고난 성격이 아니라 회복시키시는 주님의 사랑과 성령에게서 옵니다.</w:t>
       </w:r>
     </w:p>
     <w:p>
@@ -814,7 +827,7 @@
           <w:sz w:val="24"/>
           <w:szCs w:val="24"/>
         </w:rPr>
-        <w:t xml:space="preserve">그리고 그 결과는 하나님께 맡기십시오. 십브라와 부아도, 사도들도, 루터도 결과를 알고 순종한 것이 아니었습니다. 그러나 하나님은 하나님을 두려워하는 사람을 결코 버리지 않으십니다.</w:t>
+        <w:t xml:space="preserve">그리고 그 결과는 하나님께 맡기십시오. 회복된 베드로도, 사도들도, 루터도 결과를 알고 순종한 것이 아니었습니다. 그러나 하나님은 하나님을 두려워하는 사람을 결코 버리지 않으십니다.</w:t>
       </w:r>
     </w:p>
     <w:p>

--- a/acts-sermons/docx/14_2027-01-17_예수와함께있던사람들_행4장13-22절.docx
+++ b/acts-sermons/docx/14_2027-01-17_예수와함께있던사람들_행4장13-22절.docx
@@ -81,7 +81,7 @@
           <w:sz w:val="24"/>
           <w:szCs w:val="24"/>
         </w:rPr>
-        <w:t xml:space="preserve">그들이 베드로와 요한이 담대하게 말함을 보고 그들을 본래 학문 없는 범인으로 알았다가 이상히 여기며 또 전에 예수와 함께 있던 줄도 알고 또 병 나은 사람이 그들과 함께 서 있는 것을 보고 비난할 말이 없는지라 (13-14) … 그들을 불러 경고하여 도무지 예수의 이름으로 말하지도 말고 가르치지도 말라 하니 베드로와 요한이 대답하여 이르되 하나님 앞에서 너희의 말을 듣는 것이 하나님의 말씀을 듣는 것보다 옳은가 판단하라 우리는 보고 들은 것을 말하지 아니할 수 없다 하니 관리들이 백성 때문에 그들을 처벌할 방도를 찾지 못하고 다시 위협하여 놓아 주었으니 이는 모든 사람이 그 된 일을 보고 하나님께 영광을 돌림이러라 이 표적으로 병 나은 사람은 사십여 세나 되었더라 (18-22) (사도행전 4:13-22, 개역개정)</w:t>
+        <w:t xml:space="preserve">그들이 베드로와 요한이 담대하게 말함을 보고 그들을 본래 학문 없는 범인으로 알았다가 이상히 여기며 또 전에 예수와 함께 있던 줄도 알고 또 병 나은 사람이 그들과 함께 서 있는 것을 보고 비난할 말이 없는지라 (13-14) … 그들을 불러 경고하여 도무지 예수의 이름으로 말하지도 말고 가르치지도 말라 하니 베드로와 요한이 대답하여 이르되 하나님 앞에서 너희의 말을 듣는 것이 하나님의 말씀을 듣는 것보다 옳은가 판단하라 우리는 보고 들은 것을 말하지 아니할 수 없다 하니 관리들이 백성 때문에 그들을 어떻게 처벌할지 방도를 찾지 못하고 다시 위협하여 놓아 주었으니 이는 모든 사람이 그 된 일을 보고 하나님께 영광을 돌림이러라 이 표적으로 병 나은 사람은 사십여 세나 되었더라 (18-22) (사도행전 4:13-22, 개역개정)</w:t>
       </w:r>
     </w:p>
     <w:p>
@@ -660,7 +660,7 @@
           <w:sz w:val="24"/>
           <w:szCs w:val="24"/>
         </w:rPr>
-        <w:t xml:space="preserve">베드로는 한때 사람을 두려워한 사람이었습니다. 예수님이 잡히시던 밤, 대제사장의 집 뜰에서 한 여종의 물음 앞에서 그는 예수님을 모른다고 세 번이나 부인했습니다. 닭이 울었을 때 그는 밖에 나가 심히 통곡했습니다. 권력자도 아닌 한 여종 앞에서 무너진 사람이었습니다.</w:t>
+        <w:t xml:space="preserve">베드로는 한때 사람을 두려워한 사람이었습니다. 예수님이 잡히시던 밤, 대제사장의 집 뜰에서 한 여종의 물음을 시작으로 그는 예수님을 모른다고 세 번이나 부인했습니다. 닭이 울었을 때 그는 밖에 나가 심히 통곡했습니다. 권력자도 아닌 한 여종 앞에서 무너진 사람이었습니다.</w:t>
       </w:r>
     </w:p>
     <w:p>
@@ -1016,7 +1016,7 @@
           <w:sz w:val="24"/>
           <w:szCs w:val="24"/>
         </w:rPr>
-        <w:t xml:space="preserve">그들이 해 질 무렵 아람 진영에 갔을 때, 그곳에는 아무도 없었습니다. 하나님께서 아람 군대에게 큰 군대의 소리를 듣게 하셔서 그들이 장막과 말과 나귀를 그대로 버려두고 도망쳤던 것입니다. 나병환자들은 한 장막에 들어가 먹고 마시고 은과 금과 의복을 가져다 감추었습니다. 그런데 그들이 서로 말합니다. “우리가 이렇게 해서는 아니되겠도다 오늘은 아름다운 소식이 있는 날이거늘 우리가 잠잠하도다.”</w:t>
+        <w:t xml:space="preserve">그들이 해 질 무렵 아람 진영에 갔을 때, 그곳에는 아무도 없었습니다. 하나님께서 아람 군대에게 큰 군대의 소리를 듣게 하셔서 그들이 장막과 말과 나귀를 그대로 버려두고 도망쳤던 것입니다. 나병환자들은 한 장막에 들어가 먹고 마시고 은과 금과 의복을 가져다 감추었습니다. 그런데 그들이 서로 말합니다. 우리가 이렇게 해서는 안 된다, 오늘은 아름다운 소식이 있는 날인데 우리가 입을 다물고 있다(왕하 7:9).</w:t>
       </w:r>
     </w:p>
     <w:p>
@@ -1131,7 +1131,7 @@
           <w:sz w:val="24"/>
           <w:szCs w:val="24"/>
         </w:rPr>
-        <w:t xml:space="preserve">사랑하는 성도 여러분, 여러분이 보고 들은 것은 무엇입니까? 예수님께서 여러분의 죄를 용서하신 은혜, 절망 가운데서 일으켜 주신 경험, 기도에 응답하신 순간들이 있지 않습니까? 그것을 마음속에만 담아 두지 마십시오. 사마리아 성문의 나병환자들처럼 “오늘은 아름다운 소식이 있는 날이거늘 우리가 잠잠하도다” 하고 일어나십시오.</w:t>
+        <w:t xml:space="preserve">사랑하는 성도 여러분, 여러분이 보고 들은 것은 무엇입니까? 예수님께서 여러분의 죄를 용서하신 은혜, 절망 가운데서 일으켜 주신 경험, 기도에 응답하신 순간들이 있지 않습니까? 그것을 마음속에만 담아 두지 마십시오. 사마리아 성문의 나병환자들처럼, 오늘은 아름다운 소식이 있는 날인데 잠잠할 수 없다고 말하며 일어나십시오.</w:t>
       </w:r>
     </w:p>
     <w:p>
